--- a/Weekly Logs/Dave/Week 6.docx
+++ b/Weekly Logs/Dave/Week 6.docx
@@ -10,6 +10,7 @@
           <w:docPartUnique/>
         </w:docPartObj>
       </w:sdtPr>
+      <w:sdtEndPr/>
       <w:sdtContent>
         <w:p/>
         <w:p>
@@ -548,6 +549,7 @@
                                   <w:dataBinding w:prefixMappings="xmlns:ns0='http://purl.org/dc/elements/1.1/' xmlns:ns1='http://schemas.openxmlformats.org/package/2006/metadata/core-properties' " w:xpath="/ns1:coreProperties[1]/ns0:subject[1]" w:storeItemID="{6C3C8BC8-F283-45AE-878A-BAB7291924A1}"/>
                                   <w:text/>
                                 </w:sdtPr>
+                                <w:sdtEndPr/>
                                 <w:sdtContent>
                                   <w:p>
                                     <w:pPr>
@@ -595,6 +597,7 @@
                                   <w:dataBinding w:prefixMappings="xmlns:ns0='http://purl.org/dc/elements/1.1/' xmlns:ns1='http://schemas.openxmlformats.org/package/2006/metadata/core-properties' " w:xpath="/ns1:coreProperties[1]/ns0:creator[1]" w:storeItemID="{6C3C8BC8-F283-45AE-878A-BAB7291924A1}"/>
                                   <w:text/>
                                 </w:sdtPr>
+                                <w:sdtEndPr/>
                                 <w:sdtContent>
                                   <w:p>
                                     <w:pPr>
@@ -826,6 +829,7 @@
                                     <w:calendar w:val="gregorian"/>
                                   </w:date>
                                 </w:sdtPr>
+                                <w:sdtEndPr/>
                                 <w:sdtContent>
                                   <w:p>
                                     <w:pPr>
@@ -1210,6 +1214,9 @@
           </w:tcPr>
           <w:p>
             <w:r>
+              <w:t xml:space="preserve">1h </w:t>
+            </w:r>
+            <w:r>
               <w:t>45m</w:t>
             </w:r>
           </w:p>
@@ -1268,7 +1275,11 @@
           <w:tcPr>
             <w:tcW w:w="5063" w:type="dxa"/>
           </w:tcPr>
-          <w:p/>
+          <w:p>
+            <w:r>
+              <w:t>1</w:t>
+            </w:r>
+          </w:p>
         </w:tc>
       </w:tr>
       <w:tr>
@@ -1537,7 +1548,44 @@
           <w:lang w:val="en-NZ"/>
         </w:rPr>
         <w:br/>
-        <w:t>Monday 1115-1200</w:t>
+        <w:t xml:space="preserve">Monday </w:t>
+      </w:r>
+      <w:r>
+        <w:rPr>
+          <w:lang w:val="en-NZ"/>
+        </w:rPr>
+        <w:t>11:15-12pm</w:t>
+      </w:r>
+    </w:p>
+    <w:p>
+      <w:pPr>
+        <w:rPr>
+          <w:lang w:val="en-NZ"/>
+        </w:rPr>
+      </w:pPr>
+      <w:r>
+        <w:rPr>
+          <w:lang w:val="en-NZ"/>
+        </w:rPr>
+        <w:t>Wednesday 5-6pm</w:t>
+      </w:r>
+      <w:r>
+        <w:rPr>
+          <w:lang w:val="en-NZ"/>
+        </w:rPr>
+        <w:t xml:space="preserve"> </w:t>
+      </w:r>
+      <w:r>
+        <w:rPr>
+          <w:lang w:val="en-NZ"/>
+        </w:rPr>
+        <w:t>debrief</w:t>
+      </w:r>
+      <w:r>
+        <w:rPr>
+          <w:lang w:val="en-NZ"/>
+        </w:rPr>
+        <w:t xml:space="preserve"> following Bryce’s meeting, discussing the meeting and future steps.</w:t>
       </w:r>
     </w:p>
     <w:p>
@@ -1576,6 +1624,8 @@
     <w:p>
       <w:pPr>
         <w:rPr>
+          <w:b/>
+          <w:bCs/>
           <w:lang w:val="en-NZ"/>
         </w:rPr>
       </w:pPr>
@@ -1594,6 +1644,31 @@
           <w:lang w:val="en-NZ"/>
         </w:rPr>
         <w:t xml:space="preserve"> meetings: </w:t>
+      </w:r>
+    </w:p>
+    <w:p>
+      <w:pPr>
+        <w:rPr>
+          <w:lang w:val="en-NZ"/>
+        </w:rPr>
+      </w:pPr>
+      <w:r>
+        <w:rPr>
+          <w:lang w:val="en-NZ"/>
+        </w:rPr>
+        <w:t>Wednesday</w:t>
+      </w:r>
+      <w:r>
+        <w:rPr>
+          <w:lang w:val="en-NZ"/>
+        </w:rPr>
+        <w:t xml:space="preserve"> 4-5pm Meeting with Bryce as an unofficial</w:t>
+      </w:r>
+      <w:r>
+        <w:rPr>
+          <w:lang w:val="en-NZ"/>
+        </w:rPr>
+        <w:t xml:space="preserve"> technical advisor.</w:t>
       </w:r>
     </w:p>
     <w:p>

--- a/Weekly Logs/Dave/Week 6.docx
+++ b/Weekly Logs/Dave/Week 6.docx
@@ -1,6 +1,6 @@
 
 <file path=word/document.xml><?xml version="1.0" encoding="utf-8"?>
-<w:document xmlns:wpc="http://schemas.microsoft.com/office/word/2010/wordprocessingCanvas" xmlns:cx="http://schemas.microsoft.com/office/drawing/2014/chartex" xmlns:cx1="http://schemas.microsoft.com/office/drawing/2015/9/8/chartex" xmlns:cx2="http://schemas.microsoft.com/office/drawing/2015/10/21/chartex" xmlns:cx3="http://schemas.microsoft.com/office/drawing/2016/5/9/chartex" xmlns:cx4="http://schemas.microsoft.com/office/drawing/2016/5/10/chartex" xmlns:cx5="http://schemas.microsoft.com/office/drawing/2016/5/11/chartex" xmlns:cx6="http://schemas.microsoft.com/office/drawing/2016/5/12/chartex" xmlns:cx7="http://schemas.microsoft.com/office/drawing/2016/5/13/chartex" xmlns:cx8="http://schemas.microsoft.com/office/drawing/2016/5/14/chartex" xmlns:mc="http://schemas.openxmlformats.org/markup-compatibility/2006" xmlns:aink="http://schemas.microsoft.com/office/drawing/2016/ink" xmlns:am3d="http://schemas.microsoft.com/office/drawing/2017/model3d" xmlns:o="urn:schemas-microsoft-com:office:office" xmlns:oel="http://schemas.microsoft.com/office/2019/extlst" xmlns:r="http://schemas.openxmlformats.org/officeDocument/2006/relationships" xmlns:m="http://schemas.openxmlformats.org/officeDocument/2006/math" xmlns:v="urn:schemas-microsoft-com:vml" xmlns:wp14="http://schemas.microsoft.com/office/word/2010/wordprocessingDrawing" xmlns:wp="http://schemas.openxmlformats.org/drawingml/2006/wordprocessingDrawing" xmlns:w10="urn:schemas-microsoft-com:office:word" xmlns:w="http://schemas.openxmlformats.org/wordprocessingml/2006/main" xmlns:w14="http://schemas.microsoft.com/office/word/2010/wordml" xmlns:w15="http://schemas.microsoft.com/office/word/2012/wordml" xmlns:w16cei="http://schemas.microsoft.com/office/word/2026/wordml/cei" xmlns:w16cex="http://schemas.microsoft.com/office/word/2018/wordml/cex" xmlns:w16cid="http://schemas.microsoft.com/office/word/2016/wordml/cid" xmlns:w16="http://schemas.microsoft.com/office/word/2018/wordml" xmlns:w16du="http://schemas.microsoft.com/office/word/2023/wordml/word16du" xmlns:w16sdtdh="http://schemas.microsoft.com/office/word/2020/wordml/sdtdatahash" xmlns:w16sdtfl="http://schemas.microsoft.com/office/word/2024/wordml/sdtformatlock" xmlns:w16se="http://schemas.microsoft.com/office/word/2015/wordml/symex" xmlns:wpg="http://schemas.microsoft.com/office/word/2010/wordprocessingGroup" xmlns:wpi="http://schemas.microsoft.com/office/word/2010/wordprocessingInk" xmlns:wne="http://schemas.microsoft.com/office/word/2006/wordml" xmlns:wps="http://schemas.microsoft.com/office/word/2010/wordprocessingShape" mc:Ignorable="w14 w15 w16se w16cid w16 w16cex w16sdtdh w16sdtfl w16du wp14">
+<w:document xmlns:wpc="http://schemas.microsoft.com/office/word/2010/wordprocessingCanvas" xmlns:cx="http://schemas.microsoft.com/office/drawing/2014/chartex" xmlns:cx1="http://schemas.microsoft.com/office/drawing/2015/9/8/chartex" xmlns:cx2="http://schemas.microsoft.com/office/drawing/2015/10/21/chartex" xmlns:cx3="http://schemas.microsoft.com/office/drawing/2016/5/9/chartex" xmlns:cx4="http://schemas.microsoft.com/office/drawing/2016/5/10/chartex" xmlns:cx5="http://schemas.microsoft.com/office/drawing/2016/5/11/chartex" xmlns:cx6="http://schemas.microsoft.com/office/drawing/2016/5/12/chartex" xmlns:cx7="http://schemas.microsoft.com/office/drawing/2016/5/13/chartex" xmlns:cx8="http://schemas.microsoft.com/office/drawing/2016/5/14/chartex" xmlns:mc="http://schemas.openxmlformats.org/markup-compatibility/2006" xmlns:aink="http://schemas.microsoft.com/office/drawing/2016/ink" xmlns:am3d="http://schemas.microsoft.com/office/drawing/2017/model3d" xmlns:o="urn:schemas-microsoft-com:office:office" xmlns:oel="http://schemas.microsoft.com/office/2019/extlst" xmlns:r="http://schemas.openxmlformats.org/officeDocument/2006/relationships" xmlns:m="http://schemas.openxmlformats.org/officeDocument/2006/math" xmlns:v="urn:schemas-microsoft-com:vml" xmlns:wp14="http://schemas.microsoft.com/office/word/2010/wordprocessingDrawing" xmlns:wp="http://schemas.openxmlformats.org/drawingml/2006/wordprocessingDrawing" xmlns:w10="urn:schemas-microsoft-com:office:word" xmlns:w="http://schemas.openxmlformats.org/wordprocessingml/2006/main" xmlns:w14="http://schemas.microsoft.com/office/word/2010/wordml" xmlns:w15="http://schemas.microsoft.com/office/word/2012/wordml" xmlns:w16cex="http://schemas.microsoft.com/office/word/2018/wordml/cex" xmlns:w16cid="http://schemas.microsoft.com/office/word/2016/wordml/cid" xmlns:w16="http://schemas.microsoft.com/office/word/2018/wordml" xmlns:w16du="http://schemas.microsoft.com/office/word/2023/wordml/word16du" xmlns:w16sdtdh="http://schemas.microsoft.com/office/word/2020/wordml/sdtdatahash" xmlns:w16sdtfl="http://schemas.microsoft.com/office/word/2024/wordml/sdtformatlock" xmlns:w16se="http://schemas.microsoft.com/office/word/2015/wordml/symex" xmlns:wpg="http://schemas.microsoft.com/office/word/2010/wordprocessingGroup" xmlns:wpi="http://schemas.microsoft.com/office/word/2010/wordprocessingInk" xmlns:wne="http://schemas.microsoft.com/office/word/2006/wordml" xmlns:wps="http://schemas.microsoft.com/office/word/2010/wordprocessingShape" mc:Ignorable="w14 w15 w16se w16cid w16 w16cex w16sdtdh w16sdtfl w16du wp14">
   <w:body>
     <w:sdt>
       <w:sdtPr>
@@ -10,7 +10,6 @@
           <w:docPartUnique/>
         </w:docPartObj>
       </w:sdtPr>
-      <w:sdtEndPr/>
       <w:sdtContent>
         <w:p/>
         <w:p>
@@ -549,7 +548,6 @@
                                   <w:dataBinding w:prefixMappings="xmlns:ns0='http://purl.org/dc/elements/1.1/' xmlns:ns1='http://schemas.openxmlformats.org/package/2006/metadata/core-properties' " w:xpath="/ns1:coreProperties[1]/ns0:subject[1]" w:storeItemID="{6C3C8BC8-F283-45AE-878A-BAB7291924A1}"/>
                                   <w:text/>
                                 </w:sdtPr>
-                                <w:sdtEndPr/>
                                 <w:sdtContent>
                                   <w:p>
                                     <w:pPr>
@@ -597,7 +595,6 @@
                                   <w:dataBinding w:prefixMappings="xmlns:ns0='http://purl.org/dc/elements/1.1/' xmlns:ns1='http://schemas.openxmlformats.org/package/2006/metadata/core-properties' " w:xpath="/ns1:coreProperties[1]/ns0:creator[1]" w:storeItemID="{6C3C8BC8-F283-45AE-878A-BAB7291924A1}"/>
                                   <w:text/>
                                 </w:sdtPr>
-                                <w:sdtEndPr/>
                                 <w:sdtContent>
                                   <w:p>
                                     <w:pPr>
@@ -644,11 +641,7 @@
               </mc:Choice>
               <mc:Fallback>
                 <w:pict>
-                  <v:shapetype w14:anchorId="4A6B2937" id="_x0000_t202" coordsize="21600,21600" o:spt="202" path="m,l,21600r21600,l21600,xe">
-                    <v:stroke joinstyle="miter"/>
-                    <v:path gradientshapeok="t" o:connecttype="rect"/>
-                  </v:shapetype>
-                  <v:shape id="Text Box 129" o:spid="_x0000_s1030" type="#_x0000_t202" style="position:absolute;margin-left:0;margin-top:0;width:453pt;height:38.15pt;z-index:251661312;visibility:visible;mso-wrap-style:square;mso-width-percent:1154;mso-height-percent:0;mso-top-percent:790;mso-wrap-distance-left:9pt;mso-wrap-distance-top:0;mso-wrap-distance-right:9pt;mso-wrap-distance-bottom:0;mso-position-horizontal:center;mso-position-horizontal-relative:page;mso-position-vertical-relative:page;mso-width-percent:1154;mso-height-percent:0;mso-top-percent:790;mso-width-relative:margin;mso-height-relative:margin;v-text-anchor:top" o:gfxdata="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" filled="f" stroked="f" strokeweight=".5pt">
+                  <v:shape w14:anchorId="4A6B2937" id="Text Box 129" o:spid="_x0000_s1030" type="#_x0000_t202" style="position:absolute;margin-left:0;margin-top:0;width:453pt;height:38.15pt;z-index:251661312;visibility:visible;mso-wrap-style:square;mso-width-percent:1154;mso-height-percent:0;mso-top-percent:790;mso-wrap-distance-left:9pt;mso-wrap-distance-top:0;mso-wrap-distance-right:9pt;mso-wrap-distance-bottom:0;mso-position-horizontal:center;mso-position-horizontal-relative:page;mso-position-vertical-relative:page;mso-width-percent:1154;mso-height-percent:0;mso-top-percent:790;mso-width-relative:margin;mso-height-relative:margin;v-text-anchor:top" o:gfxdata="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" filled="f" stroked="f" strokeweight=".5pt">
                     <v:textbox style="mso-fit-shape-to-text:t" inset="1in,0,86.4pt,0">
                       <w:txbxContent>
                         <w:sdt>
@@ -829,7 +822,6 @@
                                     <w:calendar w:val="gregorian"/>
                                   </w:date>
                                 </w:sdtPr>
-                                <w:sdtEndPr/>
                                 <w:sdtContent>
                                   <w:p>
                                     <w:pPr>
@@ -896,7 +888,6 @@
                               <w:calendar w:val="gregorian"/>
                             </w:date>
                           </w:sdtPr>
-                          <w:sdtEndPr/>
                           <w:sdtContent>
                             <w:p>
                               <w:pPr>
@@ -1214,10 +1205,7 @@
           </w:tcPr>
           <w:p>
             <w:r>
-              <w:t xml:space="preserve">1h </w:t>
-            </w:r>
-            <w:r>
-              <w:t>45m</w:t>
+              <w:t>3</w:t>
             </w:r>
           </w:p>
         </w:tc>
@@ -1240,6 +1228,105 @@
                 <w:bCs/>
               </w:rPr>
               <w:t>Client meetings</w:t>
+            </w:r>
+          </w:p>
+        </w:tc>
+        <w:tc>
+          <w:tcPr>
+            <w:tcW w:w="5063" w:type="dxa"/>
+          </w:tcPr>
+          <w:p>
+            <w:r>
+              <w:t>45m</w:t>
+            </w:r>
+          </w:p>
+        </w:tc>
+      </w:tr>
+      <w:tr>
+        <w:tc>
+          <w:tcPr>
+            <w:tcW w:w="5427" w:type="dxa"/>
+          </w:tcPr>
+          <w:p>
+            <w:pPr>
+              <w:rPr>
+                <w:b/>
+                <w:bCs/>
+              </w:rPr>
+            </w:pPr>
+            <w:r>
+              <w:rPr>
+                <w:b/>
+                <w:bCs/>
+              </w:rPr>
+              <w:t>Advisor meetings</w:t>
+            </w:r>
+          </w:p>
+        </w:tc>
+        <w:tc>
+          <w:tcPr>
+            <w:tcW w:w="5063" w:type="dxa"/>
+          </w:tcPr>
+          <w:p>
+            <w:r>
+              <w:t>1</w:t>
+            </w:r>
+            <w:r>
+              <w:t>h 30m</w:t>
+            </w:r>
+          </w:p>
+        </w:tc>
+      </w:tr>
+      <w:tr>
+        <w:tc>
+          <w:tcPr>
+            <w:tcW w:w="5427" w:type="dxa"/>
+          </w:tcPr>
+          <w:p>
+            <w:pPr>
+              <w:rPr>
+                <w:b/>
+                <w:bCs/>
+              </w:rPr>
+            </w:pPr>
+            <w:r>
+              <w:rPr>
+                <w:b/>
+                <w:bCs/>
+              </w:rPr>
+              <w:t>Research</w:t>
+            </w:r>
+          </w:p>
+        </w:tc>
+        <w:tc>
+          <w:tcPr>
+            <w:tcW w:w="5063" w:type="dxa"/>
+          </w:tcPr>
+          <w:p>
+            <w:r>
+              <w:t>45m</w:t>
+            </w:r>
+          </w:p>
+        </w:tc>
+      </w:tr>
+      <w:tr>
+        <w:tc>
+          <w:tcPr>
+            <w:tcW w:w="5427" w:type="dxa"/>
+          </w:tcPr>
+          <w:p>
+            <w:pPr>
+              <w:rPr>
+                <w:b/>
+                <w:bCs/>
+              </w:rPr>
+            </w:pPr>
+            <w:r>
+              <w:rPr>
+                <w:b/>
+                <w:bCs/>
+              </w:rPr>
+              <w:t>Development</w:t>
             </w:r>
           </w:p>
         </w:tc>
@@ -1267,39 +1354,7 @@
                 <w:b/>
                 <w:bCs/>
               </w:rPr>
-              <w:t>Advisor meetings</w:t>
-            </w:r>
-          </w:p>
-        </w:tc>
-        <w:tc>
-          <w:tcPr>
-            <w:tcW w:w="5063" w:type="dxa"/>
-          </w:tcPr>
-          <w:p>
-            <w:r>
-              <w:t>1</w:t>
-            </w:r>
-          </w:p>
-        </w:tc>
-      </w:tr>
-      <w:tr>
-        <w:tc>
-          <w:tcPr>
-            <w:tcW w:w="5427" w:type="dxa"/>
-          </w:tcPr>
-          <w:p>
-            <w:pPr>
-              <w:rPr>
-                <w:b/>
-                <w:bCs/>
-              </w:rPr>
-            </w:pPr>
-            <w:r>
-              <w:rPr>
-                <w:b/>
-                <w:bCs/>
-              </w:rPr>
-              <w:t>Research</w:t>
+              <w:t>Testing</w:t>
             </w:r>
           </w:p>
         </w:tc>
@@ -1327,7 +1382,74 @@
                 <w:b/>
                 <w:bCs/>
               </w:rPr>
-              <w:t>Development</w:t>
+              <w:t>Documentation</w:t>
+            </w:r>
+          </w:p>
+        </w:tc>
+        <w:tc>
+          <w:tcPr>
+            <w:tcW w:w="5063" w:type="dxa"/>
+          </w:tcPr>
+          <w:p>
+            <w:r>
+              <w:t>1</w:t>
+            </w:r>
+            <w:r>
+              <w:t>6h 30m</w:t>
+            </w:r>
+          </w:p>
+        </w:tc>
+      </w:tr>
+      <w:tr>
+        <w:tc>
+          <w:tcPr>
+            <w:tcW w:w="5427" w:type="dxa"/>
+          </w:tcPr>
+          <w:p>
+            <w:pPr>
+              <w:rPr>
+                <w:b/>
+                <w:bCs/>
+              </w:rPr>
+            </w:pPr>
+            <w:r>
+              <w:rPr>
+                <w:b/>
+                <w:bCs/>
+              </w:rPr>
+              <w:t>Logbook preparation</w:t>
+            </w:r>
+          </w:p>
+        </w:tc>
+        <w:tc>
+          <w:tcPr>
+            <w:tcW w:w="5063" w:type="dxa"/>
+          </w:tcPr>
+          <w:p>
+            <w:r>
+              <w:t>1</w:t>
+            </w:r>
+          </w:p>
+        </w:tc>
+      </w:tr>
+      <w:tr>
+        <w:tc>
+          <w:tcPr>
+            <w:tcW w:w="5427" w:type="dxa"/>
+          </w:tcPr>
+          <w:p>
+            <w:pPr>
+              <w:rPr>
+                <w:b/>
+                <w:bCs/>
+              </w:rPr>
+            </w:pPr>
+            <w:r>
+              <w:rPr>
+                <w:b/>
+                <w:bCs/>
+              </w:rPr>
+              <w:t>Other</w:t>
             </w:r>
           </w:p>
         </w:tc>
@@ -1355,7 +1477,7 @@
                 <w:b/>
                 <w:bCs/>
               </w:rPr>
-              <w:t>Testing</w:t>
+              <w:t>Total hours for this week</w:t>
             </w:r>
           </w:p>
         </w:tc>
@@ -1363,7 +1485,11 @@
           <w:tcPr>
             <w:tcW w:w="5063" w:type="dxa"/>
           </w:tcPr>
-          <w:p/>
+          <w:p>
+            <w:r>
+              <w:t>23h 30m</w:t>
+            </w:r>
+          </w:p>
         </w:tc>
       </w:tr>
       <w:tr>
@@ -1383,7 +1509,14 @@
                 <w:b/>
                 <w:bCs/>
               </w:rPr>
-              <w:t>Documentation</w:t>
+              <w:t>Running total</w:t>
+            </w:r>
+            <w:r>
+              <w:rPr>
+                <w:b/>
+                <w:bCs/>
+              </w:rPr>
+              <w:t xml:space="preserve"> of hours completed for Capstone</w:t>
             </w:r>
           </w:p>
         </w:tc>
@@ -1391,126 +1524,11 @@
           <w:tcPr>
             <w:tcW w:w="5063" w:type="dxa"/>
           </w:tcPr>
-          <w:p/>
-        </w:tc>
-      </w:tr>
-      <w:tr>
-        <w:tc>
-          <w:tcPr>
-            <w:tcW w:w="5427" w:type="dxa"/>
-          </w:tcPr>
           <w:p>
-            <w:pPr>
-              <w:rPr>
-                <w:b/>
-                <w:bCs/>
-              </w:rPr>
-            </w:pPr>
-            <w:r>
-              <w:rPr>
-                <w:b/>
-                <w:bCs/>
-              </w:rPr>
-              <w:t>Logbook preparation</w:t>
+            <w:r>
+              <w:t>91h 30m</w:t>
             </w:r>
           </w:p>
-        </w:tc>
-        <w:tc>
-          <w:tcPr>
-            <w:tcW w:w="5063" w:type="dxa"/>
-          </w:tcPr>
-          <w:p/>
-        </w:tc>
-      </w:tr>
-      <w:tr>
-        <w:tc>
-          <w:tcPr>
-            <w:tcW w:w="5427" w:type="dxa"/>
-          </w:tcPr>
-          <w:p>
-            <w:pPr>
-              <w:rPr>
-                <w:b/>
-                <w:bCs/>
-              </w:rPr>
-            </w:pPr>
-            <w:r>
-              <w:rPr>
-                <w:b/>
-                <w:bCs/>
-              </w:rPr>
-              <w:t>Other</w:t>
-            </w:r>
-          </w:p>
-        </w:tc>
-        <w:tc>
-          <w:tcPr>
-            <w:tcW w:w="5063" w:type="dxa"/>
-          </w:tcPr>
-          <w:p/>
-        </w:tc>
-      </w:tr>
-      <w:tr>
-        <w:tc>
-          <w:tcPr>
-            <w:tcW w:w="5427" w:type="dxa"/>
-          </w:tcPr>
-          <w:p>
-            <w:pPr>
-              <w:rPr>
-                <w:b/>
-                <w:bCs/>
-              </w:rPr>
-            </w:pPr>
-            <w:r>
-              <w:rPr>
-                <w:b/>
-                <w:bCs/>
-              </w:rPr>
-              <w:t>Total hours for this week</w:t>
-            </w:r>
-          </w:p>
-        </w:tc>
-        <w:tc>
-          <w:tcPr>
-            <w:tcW w:w="5063" w:type="dxa"/>
-          </w:tcPr>
-          <w:p/>
-        </w:tc>
-      </w:tr>
-      <w:tr>
-        <w:tc>
-          <w:tcPr>
-            <w:tcW w:w="5427" w:type="dxa"/>
-          </w:tcPr>
-          <w:p>
-            <w:pPr>
-              <w:rPr>
-                <w:b/>
-                <w:bCs/>
-              </w:rPr>
-            </w:pPr>
-            <w:r>
-              <w:rPr>
-                <w:b/>
-                <w:bCs/>
-              </w:rPr>
-              <w:t>Running total</w:t>
-            </w:r>
-            <w:r>
-              <w:rPr>
-                <w:b/>
-                <w:bCs/>
-              </w:rPr>
-              <w:t xml:space="preserve"> of hours completed for Capstone</w:t>
-            </w:r>
-          </w:p>
-        </w:tc>
-        <w:tc>
-          <w:tcPr>
-            <w:tcW w:w="5063" w:type="dxa"/>
-          </w:tcPr>
-          <w:p/>
         </w:tc>
       </w:tr>
     </w:tbl>
@@ -1554,7 +1572,37 @@
         <w:rPr>
           <w:lang w:val="en-NZ"/>
         </w:rPr>
-        <w:t>11:15-12pm</w:t>
+        <w:t>11</w:t>
+      </w:r>
+      <w:r>
+        <w:rPr>
+          <w:lang w:val="en-NZ"/>
+        </w:rPr>
+        <w:t>:</w:t>
+      </w:r>
+      <w:r>
+        <w:rPr>
+          <w:lang w:val="en-NZ"/>
+        </w:rPr>
+        <w:t>15-12pm</w:t>
+      </w:r>
+      <w:r>
+        <w:rPr>
+          <w:lang w:val="en-NZ"/>
+        </w:rPr>
+        <w:t>.</w:t>
+      </w:r>
+      <w:r>
+        <w:rPr>
+          <w:lang w:val="en-NZ"/>
+        </w:rPr>
+        <w:t xml:space="preserve"> Reviewing proposal feedback</w:t>
+      </w:r>
+      <w:r>
+        <w:rPr>
+          <w:lang w:val="en-NZ"/>
+        </w:rPr>
+        <w:t>, deciding next steps.</w:t>
       </w:r>
     </w:p>
     <w:p>
@@ -1567,58 +1615,104 @@
         <w:rPr>
           <w:lang w:val="en-NZ"/>
         </w:rPr>
-        <w:t>Wednesday 5-6pm</w:t>
-      </w:r>
-      <w:r>
-        <w:rPr>
-          <w:lang w:val="en-NZ"/>
-        </w:rPr>
-        <w:t xml:space="preserve"> </w:t>
-      </w:r>
-      <w:r>
-        <w:rPr>
-          <w:lang w:val="en-NZ"/>
-        </w:rPr>
-        <w:t>debrief</w:t>
-      </w:r>
-      <w:r>
-        <w:rPr>
-          <w:lang w:val="en-NZ"/>
-        </w:rPr>
-        <w:t xml:space="preserve"> following Bryce’s meeting, discussing the meeting and future steps.</w:t>
+        <w:t>Tue</w:t>
+      </w:r>
+      <w:r>
+        <w:rPr>
+          <w:lang w:val="en-NZ"/>
+        </w:rPr>
+        <w:t>s</w:t>
+      </w:r>
+      <w:r>
+        <w:rPr>
+          <w:lang w:val="en-NZ"/>
+        </w:rPr>
+        <w:t>day</w:t>
+      </w:r>
+      <w:r>
+        <w:rPr>
+          <w:lang w:val="en-NZ"/>
+        </w:rPr>
+        <w:t xml:space="preserve"> 10</w:t>
+      </w:r>
+      <w:r>
+        <w:rPr>
+          <w:lang w:val="en-NZ"/>
+        </w:rPr>
+        <w:t>:</w:t>
+      </w:r>
+      <w:r>
+        <w:rPr>
+          <w:lang w:val="en-NZ"/>
+        </w:rPr>
+        <w:t>15-11</w:t>
+      </w:r>
+      <w:r>
+        <w:rPr>
+          <w:lang w:val="en-NZ"/>
+        </w:rPr>
+        <w:t>:</w:t>
+      </w:r>
+      <w:r>
+        <w:rPr>
+          <w:lang w:val="en-NZ"/>
+        </w:rPr>
+        <w:t>30</w:t>
+      </w:r>
+      <w:r>
+        <w:rPr>
+          <w:lang w:val="en-NZ"/>
+        </w:rPr>
+        <w:t>.</w:t>
+      </w:r>
+      <w:r>
+        <w:rPr>
+          <w:lang w:val="en-NZ"/>
+        </w:rPr>
+        <w:t xml:space="preserve"> Auditing team hours</w:t>
+      </w:r>
+      <w:r>
+        <w:rPr>
+          <w:lang w:val="en-NZ"/>
+        </w:rPr>
+        <w:t>, arranging meetings for that week, discussing proposal specifics.</w:t>
       </w:r>
     </w:p>
     <w:p>
       <w:pPr>
         <w:rPr>
-          <w:b/>
-          <w:bCs/>
           <w:lang w:val="en-NZ"/>
         </w:rPr>
       </w:pPr>
       <w:r>
         <w:rPr>
-          <w:b/>
-          <w:bCs/>
-          <w:lang w:val="en-NZ"/>
-        </w:rPr>
-        <w:t>Client meetings</w:t>
-      </w:r>
-      <w:r>
-        <w:rPr>
-          <w:b/>
-          <w:bCs/>
-          <w:lang w:val="en-NZ"/>
-        </w:rPr>
-        <w:t>:</w:t>
-      </w:r>
-      <w:r>
-        <w:rPr>
-          <w:b/>
-          <w:bCs/>
+          <w:lang w:val="en-NZ"/>
+        </w:rPr>
+        <w:t>Wednesday 5-6pm</w:t>
+      </w:r>
+      <w:r>
+        <w:rPr>
+          <w:lang w:val="en-NZ"/>
+        </w:rPr>
+        <w:t>.</w:t>
+      </w:r>
+      <w:r>
+        <w:rPr>
           <w:lang w:val="en-NZ"/>
         </w:rPr>
         <w:t xml:space="preserve"> </w:t>
+      </w:r>
+      <w:r>
+        <w:rPr>
+          <w:lang w:val="en-NZ"/>
+        </w:rPr>
+        <w:t>D</w:t>
+      </w:r>
+      <w:r>
+        <w:rPr>
+          <w:lang w:val="en-NZ"/>
+        </w:rPr>
+        <w:t>ebrief following Bryce’s meeting, discussing the meeting and future steps.</w:t>
       </w:r>
     </w:p>
     <w:p>
@@ -1635,7 +1729,7 @@
           <w:bCs/>
           <w:lang w:val="en-NZ"/>
         </w:rPr>
-        <w:t>Advisor</w:t>
+        <w:t>Client meetings</w:t>
       </w:r>
       <w:r>
         <w:rPr>
@@ -1643,7 +1737,7 @@
           <w:bCs/>
           <w:lang w:val="en-NZ"/>
         </w:rPr>
-        <w:t xml:space="preserve"> meetings: </w:t>
+        <w:t>:</w:t>
       </w:r>
     </w:p>
     <w:p>
@@ -1656,27 +1750,222 @@
         <w:rPr>
           <w:lang w:val="en-NZ"/>
         </w:rPr>
-        <w:t>Wednesday</w:t>
-      </w:r>
-      <w:r>
-        <w:rPr>
-          <w:lang w:val="en-NZ"/>
-        </w:rPr>
-        <w:t xml:space="preserve"> 4-5pm Meeting with Bryce as an unofficial</w:t>
-      </w:r>
-      <w:r>
-        <w:rPr>
-          <w:lang w:val="en-NZ"/>
-        </w:rPr>
-        <w:t xml:space="preserve"> technical advisor.</w:t>
+        <w:t xml:space="preserve">Friday </w:t>
+      </w:r>
+      <w:r>
+        <w:rPr>
+          <w:lang w:val="en-NZ"/>
+        </w:rPr>
+        <w:t xml:space="preserve">10-10:45. </w:t>
+      </w:r>
+      <w:r>
+        <w:rPr>
+          <w:lang w:val="en-NZ"/>
+        </w:rPr>
+        <w:t xml:space="preserve">Updated Geoff on Bryce meeting, as well as split ownership. </w:t>
+      </w:r>
+      <w:r>
+        <w:rPr>
+          <w:lang w:val="en-NZ"/>
+        </w:rPr>
+        <w:t>Discussed i</w:t>
+      </w:r>
+      <w:r>
+        <w:rPr>
+          <w:lang w:val="en-NZ"/>
+        </w:rPr>
+        <w:t xml:space="preserve">nterfacing software and </w:t>
+      </w:r>
+      <w:r>
+        <w:rPr>
+          <w:lang w:val="en-NZ"/>
+        </w:rPr>
+        <w:t>issue</w:t>
+      </w:r>
+      <w:r>
+        <w:rPr>
+          <w:lang w:val="en-NZ"/>
+        </w:rPr>
+        <w:t>s</w:t>
+      </w:r>
+      <w:r>
+        <w:rPr>
+          <w:lang w:val="en-NZ"/>
+        </w:rPr>
+        <w:t xml:space="preserve"> with SSH.</w:t>
       </w:r>
     </w:p>
     <w:p>
       <w:pPr>
         <w:rPr>
+          <w:b/>
+          <w:bCs/>
           <w:lang w:val="en-NZ"/>
         </w:rPr>
       </w:pPr>
+      <w:r>
+        <w:rPr>
+          <w:b/>
+          <w:bCs/>
+          <w:lang w:val="en-NZ"/>
+        </w:rPr>
+        <w:t>Advisor</w:t>
+      </w:r>
+      <w:r>
+        <w:rPr>
+          <w:b/>
+          <w:bCs/>
+          <w:lang w:val="en-NZ"/>
+        </w:rPr>
+        <w:t xml:space="preserve"> meetings: </w:t>
+      </w:r>
+    </w:p>
+    <w:p>
+      <w:pPr>
+        <w:rPr>
+          <w:lang w:val="en-NZ"/>
+        </w:rPr>
+      </w:pPr>
+      <w:r>
+        <w:rPr>
+          <w:lang w:val="en-NZ"/>
+        </w:rPr>
+        <w:lastRenderedPageBreak/>
+        <w:t xml:space="preserve">Monday </w:t>
+      </w:r>
+      <w:r>
+        <w:rPr>
+          <w:lang w:val="en-NZ"/>
+        </w:rPr>
+        <w:t>2</w:t>
+      </w:r>
+      <w:r>
+        <w:rPr>
+          <w:lang w:val="en-NZ"/>
+        </w:rPr>
+        <w:t xml:space="preserve"> </w:t>
+      </w:r>
+      <w:r>
+        <w:rPr>
+          <w:lang w:val="en-NZ"/>
+        </w:rPr>
+        <w:t>-</w:t>
+      </w:r>
+      <w:r>
+        <w:rPr>
+          <w:lang w:val="en-NZ"/>
+        </w:rPr>
+        <w:t xml:space="preserve"> </w:t>
+      </w:r>
+      <w:r>
+        <w:rPr>
+          <w:lang w:val="en-NZ"/>
+        </w:rPr>
+        <w:t>2</w:t>
+      </w:r>
+      <w:r>
+        <w:rPr>
+          <w:lang w:val="en-NZ"/>
+        </w:rPr>
+        <w:t>:</w:t>
+      </w:r>
+      <w:r>
+        <w:rPr>
+          <w:lang w:val="en-NZ"/>
+        </w:rPr>
+        <w:t>30</w:t>
+      </w:r>
+      <w:r>
+        <w:rPr>
+          <w:lang w:val="en-NZ"/>
+        </w:rPr>
+        <w:t xml:space="preserve"> Meeting with Dax</w:t>
+      </w:r>
+      <w:r>
+        <w:rPr>
+          <w:lang w:val="en-NZ"/>
+        </w:rPr>
+        <w:t xml:space="preserve">, discussed proposal feedback and splitting into 2 </w:t>
+      </w:r>
+      <w:proofErr w:type="spellStart"/>
+      <w:r>
+        <w:rPr>
+          <w:lang w:val="en-NZ"/>
+        </w:rPr>
+        <w:t>subteams</w:t>
+      </w:r>
+      <w:proofErr w:type="spellEnd"/>
+      <w:r>
+        <w:rPr>
+          <w:lang w:val="en-NZ"/>
+        </w:rPr>
+        <w:t>.</w:t>
+      </w:r>
+    </w:p>
+    <w:p>
+      <w:pPr>
+        <w:rPr>
+          <w:lang w:val="en-NZ"/>
+        </w:rPr>
+      </w:pPr>
+      <w:r>
+        <w:rPr>
+          <w:lang w:val="en-NZ"/>
+        </w:rPr>
+        <w:t>Wednesday</w:t>
+      </w:r>
+      <w:r>
+        <w:rPr>
+          <w:lang w:val="en-NZ"/>
+        </w:rPr>
+        <w:t xml:space="preserve"> 4-5pm Meeting with Bryce as an unofficial</w:t>
+      </w:r>
+      <w:r>
+        <w:rPr>
+          <w:lang w:val="en-NZ"/>
+        </w:rPr>
+        <w:t xml:space="preserve"> technical advisor.</w:t>
+      </w:r>
+      <w:r>
+        <w:rPr>
+          <w:lang w:val="en-NZ"/>
+        </w:rPr>
+        <w:t xml:space="preserve"> Discussed the amount of work the current proposal has us do, and refining the list of tools down to 3.</w:t>
+      </w:r>
+    </w:p>
+    <w:p>
+      <w:pPr>
+        <w:rPr>
+          <w:lang w:val="en-NZ"/>
+        </w:rPr>
+      </w:pPr>
+      <w:r>
+        <w:rPr>
+          <w:b/>
+          <w:bCs/>
+          <w:lang w:val="en-NZ"/>
+        </w:rPr>
+        <w:t xml:space="preserve">Research: </w:t>
+      </w:r>
+    </w:p>
+    <w:p>
+      <w:pPr>
+        <w:rPr>
+          <w:lang w:val="en-NZ"/>
+        </w:rPr>
+      </w:pPr>
+      <w:r>
+        <w:rPr>
+          <w:lang w:val="en-NZ"/>
+        </w:rPr>
+        <w:t xml:space="preserve">Looking into Design </w:t>
+      </w:r>
+      <w:r>
+        <w:rPr>
+          <w:lang w:val="en-NZ"/>
+        </w:rPr>
+        <w:t>Science as a research methodology.</w:t>
+      </w:r>
     </w:p>
     <w:sectPr>
       <w:pgSz w:w="11906" w:h="16838"/>
